--- a/weekly_reports/week1_report.docx
+++ b/weekly_reports/week1_report.docx
@@ -26,7 +26,7 @@
         <w:t xml:space="preserve"> </w:t>
       </w:r>
       <w:r>
-        <w:t xml:space="preserve">CPEN 315 / CPEN 733 — Advanced Computer Architecture Systems and Design</w:t>
+        <w:t xml:space="preserve">CPEN 438 — Advanced Computer Architecture Systems and Design</w:t>
       </w:r>
       <w:r>
         <w:t xml:space="preserve"> </w:t>
